--- a/report/Freight_Rate_ML_Report.docx
+++ b/report/Freight_Rate_ML_Report.docx
@@ -50,7 +50,7 @@
         <w:spacing w:after="120"/>
       </w:pPr>
       <w:r>
-        <w:t>Posted rate is almost deterministic given distance: correlation of log(rate) with log(distance) is 0.99, and a gradient-boosted model on nine structural features reaches a holdout MAE of $52 and MAPE of 1.99% on unseen October loads. Two of the supplied columns — market_index and quote_signal — are actively harmful out of time: adding them to the model raises holdout MAE from $54 to $95. Both are level-shifted between the development window and the prediction window, so the model learns a relationship that does not transfer. I kept them out and documented the evidence rather than tuning around them.</w:t>
+        <w:t>Posted rate is almost deterministic given distance: correlation of log(rate) with log(distance) is 0.99, and a gradient-boosted model on ten structural features reaches a holdout MAE of $52 and MAPE of 1.99% on unseen October loads. Two of the supplied columns — market_index and quote_signal — are actively harmful out of time: adding them to the model raises holdout MAE from $54 to $95. Both are level-shifted between the development window and the prediction window, so the model learns a relationship that does not transfer. I kept them out and documented the evidence rather than tuning around them.</w:t>
       </w:r>
     </w:p>
     <w:p>
